--- a/mandarin/materials/standard-manual.docx
+++ b/mandarin/materials/standard-manual.docx
@@ -13633,7 +13633,20 @@
           <w:sz w:val="21"/>
           <w:szCs w:val="21"/>
         </w:rPr>
-        <w:t xml:space="preserve">«Зависть приходит не поступком, а мыслью. Сначала в голове шепчет лимон: „У меня всё есть, а у тебя даже телефон кнопочный“. Потом этот шёпот становится словами, а слова — поступком: раздавленный мандарин. Но у каждой лимонной мысли есть противоядие — антидот. Тимофей нашёл его первым: „Она умеет придумывать!“ Настя нашла его раньше всех: „Просто он лежал такой грустный. Как ты…“</w:t>
+        <w:t xml:space="preserve">«Чему завидовала Кристина? У неё было всё: модное платье, телефон, красивая причёска. Но она завидовала тому, чего у неё не было, — дружбе Насти и Тимофея. А точнее — их хорошим качествам, которые и объединили их в дружбу: доброжелательности, чуткости, великодушию. Получается, плохие качества Кристины — высокомерие и презрение — завидовали хорошим качествам Насти и Тимофея.</w:t>
+      </w:r>
+    </w:p>
+    <w:p>
+      <w:pPr>
+        <w:spacing w:after="120" w:line="276"/>
+      </w:pPr>
+      <w:r>
+        <w:rPr>
+          <w:rFonts w:ascii="Arial" w:cs="Arial" w:eastAsia="Arial" w:hAnsi="Arial"/>
+          <w:sz w:val="21"/>
+          <w:szCs w:val="21"/>
+        </w:rPr>
+        <w:t xml:space="preserve">Зависть приходит не поступком, а мыслью. Сначала в голове шепчет лимон: „Почему они дружат, а я одна? Пусть у них ничего не получится“. Потом этот шёпот становится словами: „Это мусор. Он мне мешал“, — а слова — поступком: раздавленный мандарин. Но у каждой лимонной мысли есть противоядие — антидот. Тимофей нашёл его первым: „Она умеет придумывать!“ Настя нашла его раньше всех: „Просто он лежал такой грустный. Как ты…“ А Кристина нашла свой антидот в конце фильма: „Я тоже так хочу“ — и сделала друзьям нового капитана.</w:t>
       </w:r>
     </w:p>
     <w:p>
@@ -13890,7 +13903,7 @@
                 <w:sz w:val="19"/>
                 <w:szCs w:val="19"/>
               </w:rPr>
-              <w:t xml:space="preserve">«У меня всё есть, а у тебя даже телефон кнопочный»; «Этот мусор мне мешал»</w:t>
+              <w:t xml:space="preserve">«Почему они дружат, а я одна? Пусть у них ничего не получится»; «Это мусор. Он мне мешал»</w:t>
             </w:r>
           </w:p>
         </w:tc>
@@ -13947,7 +13960,7 @@
                 <w:sz w:val="19"/>
                 <w:szCs w:val="19"/>
               </w:rPr>
-              <w:t xml:space="preserve">«Она умеет придумывать!»; «Просто он лежал такой грустный. Как ты…»</w:t>
+              <w:t xml:space="preserve">«Она умеет придумывать!»; «Просто он лежал такой грустный. Как ты…»; «Я тоже так хочу — и сделаю»</w:t>
             </w:r>
           </w:p>
         </w:tc>

--- a/mandarin/materials/standard-manual.docx
+++ b/mandarin/materials/standard-manual.docx
@@ -30,7 +30,7 @@
           <w:sz w:val="26"/>
           <w:szCs w:val="26"/>
         </w:rPr>
-        <w:t xml:space="preserve">Фильм «Мандарин» (Е. Дубровская) · 2–4 классы · Семь этапов — полная версия</w:t>
+        <w:t>Фильм «Мандарин» (Е. Дубровская) · 2–4 классы · Восемь этапов — полная версия</w:t>
       </w:r>
     </w:p>
     <w:p>
@@ -8163,19 +8163,6 @@
           <w:sz w:val="21"/>
           <w:szCs w:val="21"/>
         </w:rPr>
-        <w:t xml:space="preserve">Вариант «Застывшая картина». Педагог вызывает двух желающих и предлагает им посовещаться: выбрать любую сцену фильма и показать в ней героев и их чувства одной застывшей картиной — позой, лицом, жестом. Силу чувств пара определяет сама по выражению своей картины и называет число на шкале. Класс отгадывает, какая это сцена и кто из героев показан. Можно повторить с другой парой.</w:t>
-      </w:r>
-    </w:p>
-    <w:p>
-      <w:pPr>
-        <w:spacing w:after="120" w:line="276"/>
-      </w:pPr>
-      <w:r>
-        <w:rPr>
-          <w:rFonts w:ascii="Arial" w:cs="Arial" w:eastAsia="Arial" w:hAnsi="Arial"/>
-          <w:sz w:val="21"/>
-          <w:szCs w:val="21"/>
-        </w:rPr>
         <w:t xml:space="preserve">Методический секрет: ребёнок выбирает — участвовать или наблюдать; роль «обидчика» не закрепляется ни за кем.</w:t>
       </w:r>
     </w:p>
@@ -10217,7 +10204,7 @@
           <w:sz w:val="21"/>
           <w:szCs w:val="21"/>
         </w:rPr>
-        <w:t xml:space="preserve">Формула этапа: Мостик от «Чувства» → Метафора («сильный человек») → Активность («Секрет трёх парусов», «Мандарин или лимон», «Два берега») → Самодиагностика → Трюизм → Мостик к этапу «Осознание».</w:t>
+        <w:t xml:space="preserve">Формула этапа: Мостик от «Чувства» → Метафора («сильный человек») → Активность («Секрет трёх парусов», «Мандарин или лимон») → Самодиагностика → Трюизм → Мостик к этапу «Осознание».</w:t>
       </w:r>
     </w:p>
     <w:p>
@@ -11973,98 +11960,20 @@
           <w:sz w:val="22"/>
           <w:szCs w:val="22"/>
         </w:rPr>
-        <w:t xml:space="preserve">БЛОК 5. «Два берега»: среда зависти и среда радости за другого (3 мин)</w:t>
-      </w:r>
-    </w:p>
-    <w:p>
-      <w:pPr>
-        <w:spacing w:after="120" w:line="276"/>
-      </w:pPr>
-      <w:r>
-        <w:rPr>
-          <w:rFonts w:ascii="Arial" w:cs="Arial" w:eastAsia="Arial" w:hAnsi="Arial"/>
-          <w:sz w:val="21"/>
-          <w:szCs w:val="21"/>
-        </w:rPr>
-        <w:t xml:space="preserve">Задача блока: показать классу наглядно две среды — где собираются мучительные чувства и мысли зависти и где живут чувства и мысли радости за другого, — чтобы дети выбрали разумом, какая среда выгоднее.</w:t>
-      </w:r>
-    </w:p>
-    <w:p>
-      <w:pPr>
-        <w:spacing w:after="120" w:line="276"/>
-      </w:pPr>
-      <w:r>
-        <w:rPr>
-          <w:rFonts w:ascii="Arial" w:cs="Arial" w:eastAsia="Arial" w:hAnsi="Arial"/>
-          <w:sz w:val="21"/>
-          <w:szCs w:val="21"/>
-        </w:rPr>
-        <w:t xml:space="preserve">Визуализация: на доске — два берега и корабль «Дружба» между ними. Слева «Лимонный берег» (серо-жёлтый, с тучей), справа «Мандариновый берег» (оранжевый, с солнцем). Карточки чувств и мыслей с предыдущих этапов лежат на столе педагога.</w:t>
-      </w:r>
-    </w:p>
-    <w:p>
-      <w:pPr>
-        <w:spacing w:after="120" w:line="276"/>
-      </w:pPr>
-      <w:r>
-        <w:rPr>
-          <w:rFonts w:ascii="Arial" w:cs="Arial" w:eastAsia="Arial" w:hAnsi="Arial"/>
-          <w:sz w:val="21"/>
-          <w:szCs w:val="21"/>
-        </w:rPr>
-        <w:t xml:space="preserve">Текст педагога:</w:t>
-      </w:r>
-    </w:p>
-    <w:p>
-      <w:pPr>
-        <w:spacing w:after="120" w:line="276"/>
-      </w:pPr>
-      <w:r>
-        <w:rPr>
-          <w:rFonts w:ascii="Arial" w:cs="Arial" w:eastAsia="Arial" w:hAnsi="Arial"/>
-          <w:sz w:val="21"/>
-          <w:szCs w:val="21"/>
-        </w:rPr>
-        <w:t xml:space="preserve">«Наш корабль подходит к двум берегам. Давайте разложим всё, что мы уже нашли в фильме. Какие чувства были у Кристины в начале — высокомерие, презрение, зависть, грусть? (Дети кладут карточки на Лимонный берег.) Какие мысли говорил лимон — „у тебя даже телефон кнопочный“, „это мусор“, „почему не мне“? (Туда же.) А что живёт на другом берегу? Радость, удивление, дружба, гордость за друга. (Дети кладут карточки на Мандариновый берег.) Какие мысли там — „она умеет придумывать!“, „я рад за тебя“, „мы вместе“? (Туда же.)</w:t>
-      </w:r>
-    </w:p>
-    <w:p>
-      <w:pPr>
-        <w:spacing w:after="120" w:line="276"/>
-      </w:pPr>
-      <w:r>
-        <w:rPr>
-          <w:rFonts w:ascii="Arial" w:cs="Arial" w:eastAsia="Arial" w:hAnsi="Arial"/>
-          <w:sz w:val="21"/>
-          <w:szCs w:val="21"/>
-        </w:rPr>
-        <w:t xml:space="preserve">Посмотрите на два берега. На каком берегу человеку хорошо, а на каком — мучительно? На каком берегу у Кристины появились друзья? На каком у неё был только телефон и модное платье? Куда причалит наш корабль? Почему?»</w:t>
-      </w:r>
-    </w:p>
-    <w:p>
-      <w:pPr>
-        <w:spacing w:after="120" w:line="276"/>
-      </w:pPr>
-      <w:r>
-        <w:rPr>
-          <w:rFonts w:ascii="Arial" w:cs="Arial" w:eastAsia="Arial" w:hAnsi="Arial"/>
-          <w:sz w:val="21"/>
-          <w:szCs w:val="21"/>
-        </w:rPr>
-        <w:t xml:space="preserve">Дети выбирают берег и объясняют выбор. Педагог не подсказывает ответ: класс приходит к нему сам, сравнивая два берега.</w:t>
-      </w:r>
-    </w:p>
-    <w:p>
-      <w:pPr>
-        <w:spacing w:after="120" w:line="276"/>
-      </w:pPr>
-      <w:r>
-        <w:rPr>
-          <w:rFonts w:ascii="Arial" w:cs="Arial" w:eastAsia="Arial" w:hAnsi="Arial"/>
-          <w:sz w:val="21"/>
-          <w:szCs w:val="21"/>
-        </w:rPr>
-        <w:t xml:space="preserve">Методический секрет: берега остаются на доске до конца киноурока — на этапе «Осознание» к ним возвращаются с примерами из жизни, на этапе «Воображение» корабль отправляется с Мандаринового берега к общему делу. Вместо рисунка на доске можно использовать два листа ватмана на стене или две коробки.</w:t>
+        <w:t xml:space="preserve">БЛОК 5. Самодиагностика «Где я?» (1 мин)</w:t>
+      </w:r>
+    </w:p>
+    <w:p>
+      <w:pPr>
+        <w:spacing w:after="120" w:line="276"/>
+      </w:pPr>
+      <w:r>
+        <w:rPr>
+          <w:rFonts w:ascii="Arial" w:cs="Arial" w:eastAsia="Arial" w:hAnsi="Arial"/>
+          <w:sz w:val="21"/>
+          <w:szCs w:val="21"/>
+        </w:rPr>
+        <w:t xml:space="preserve">Задание для обучающегося: «Оцени по шкале от −10 до +10, насколько ты понимаешь, из чего состоит радость за другого. −10 — „не понимаю, о чём это“ 0 — „пока не знаю“ +10 — „могу назвать три паруса и объяснить, чем мандарин отличается от лимона“».</w:t>
       </w:r>
     </w:p>
     <w:p>
@@ -12080,36 +11989,7 @@
           <w:sz w:val="22"/>
           <w:szCs w:val="22"/>
         </w:rPr>
-        <w:t xml:space="preserve">БЛОК 6. Самодиагностика «Где я?» (1 мин)</w:t>
-      </w:r>
-    </w:p>
-    <w:p>
-      <w:pPr>
-        <w:spacing w:after="120" w:line="276"/>
-      </w:pPr>
-      <w:r>
-        <w:rPr>
-          <w:rFonts w:ascii="Arial" w:cs="Arial" w:eastAsia="Arial" w:hAnsi="Arial"/>
-          <w:sz w:val="21"/>
-          <w:szCs w:val="21"/>
-        </w:rPr>
-        <w:t xml:space="preserve">Задание для обучающегося: «Оцени по шкале от −10 до +10, насколько ты понимаешь, из чего состоит радость за другого. −10 — „не понимаю, о чём это“ 0 — „пока не знаю“ +10 — „могу назвать три паруса и объяснить, чем мандарин отличается от лимона“».</w:t>
-      </w:r>
-    </w:p>
-    <w:p>
-      <w:pPr>
-        <w:pStyle w:val="Heading3"/>
-        <w:spacing w:after="100" w:before="200"/>
-      </w:pPr>
-      <w:r>
-        <w:rPr>
-          <w:rFonts w:ascii="Arial" w:cs="Arial" w:eastAsia="Arial" w:hAnsi="Arial"/>
-          <w:b/>
-          <w:bCs/>
-          <w:sz w:val="22"/>
-          <w:szCs w:val="22"/>
-        </w:rPr>
-        <w:t xml:space="preserve">БЛОК 7. Трюизм этапа (с жестами)</w:t>
+        <w:t xml:space="preserve">БЛОК 6. Трюизм этапа (с жестами)</w:t>
       </w:r>
     </w:p>
     <w:p>
@@ -12197,7 +12077,7 @@
           <w:sz w:val="22"/>
           <w:szCs w:val="22"/>
         </w:rPr>
-        <w:t xml:space="preserve">БЛОК 8. Мостик к этапу «Осознание»</w:t>
+        <w:t xml:space="preserve">БЛОК 7. Мостик к этапу «Осознание»</w:t>
       </w:r>
     </w:p>
     <w:p>
@@ -13384,7 +13264,7 @@
           <w:sz w:val="21"/>
           <w:szCs w:val="21"/>
         </w:rPr>
-        <w:t xml:space="preserve">На этом этапе слово «качество» заменяется словом «сила»: закладывается верное отношение к нравственности и её проявлениям в жизни. Обращение к личному опыту — только через приглашение, никогда через требование. Правило «Буфера» сохраняется: мы не спрашиваем «А ты завидовал?», мы спрашиваем «Что бы ты сделал на месте Насти?». Этап — выход из фильма в повседневный мир: теория предыдущих этапов проверяется примерами из жизни детей — дома, во дворе, в классе.</w:t>
+        <w:t xml:space="preserve">На этом этапе слово «качество» заменяется словом «сила»: закладывается верное отношение к нравственности и её проявлениям в жизни. Обращение к личному опыту — только через приглашение, никогда через требование. Правило «Буфера» сохраняется: мы не спрашиваем «А ты завидовал?», мы спрашиваем «Что бы ты сделал на месте Насти?».</w:t>
       </w:r>
     </w:p>
     <w:p>
@@ -13633,20 +13513,7 @@
           <w:sz w:val="21"/>
           <w:szCs w:val="21"/>
         </w:rPr>
-        <w:t xml:space="preserve">«Чему завидовала Кристина? У неё было всё: модное платье, телефон, красивая причёска. Но она завидовала тому, чего у неё не было, — дружбе Насти и Тимофея. А точнее — их хорошим качествам, которые и объединили их в дружбу: доброжелательности, чуткости, великодушию. Получается, плохие качества Кристины — высокомерие и презрение — завидовали хорошим качествам Насти и Тимофея.</w:t>
-      </w:r>
-    </w:p>
-    <w:p>
-      <w:pPr>
-        <w:spacing w:after="120" w:line="276"/>
-      </w:pPr>
-      <w:r>
-        <w:rPr>
-          <w:rFonts w:ascii="Arial" w:cs="Arial" w:eastAsia="Arial" w:hAnsi="Arial"/>
-          <w:sz w:val="21"/>
-          <w:szCs w:val="21"/>
-        </w:rPr>
-        <w:t xml:space="preserve">Зависть приходит не поступком, а мыслью. Сначала в голове шепчет лимон: „Почему они дружат, а я одна? Пусть у них ничего не получится“. Потом этот шёпот становится словами: „Это мусор. Он мне мешал“, — а слова — поступком: раздавленный мандарин. Но у каждой лимонной мысли есть противоядие — антидот. Тимофей нашёл его первым: „Она умеет придумывать!“ Настя нашла его раньше всех: „Просто он лежал такой грустный. Как ты…“ А Кристина нашла свой антидот в конце фильма: „Я тоже так хочу“ — и сделала друзьям нового капитана.</w:t>
+        <w:t xml:space="preserve">«Зависть приходит не поступком, а мыслью. Сначала в голове шепчет лимон: „У меня всё есть, а у тебя даже телефон кнопочный“. Потом этот шёпот становится словами, а слова — поступком: раздавленный мандарин. Но у каждой лимонной мысли есть противоядие — антидот. Тимофей нашёл его первым: „Она умеет придумывать!“ Настя нашла его раньше всех: „Просто он лежал такой грустный. Как ты…“</w:t>
       </w:r>
     </w:p>
     <w:p>
@@ -13903,7 +13770,7 @@
                 <w:sz w:val="19"/>
                 <w:szCs w:val="19"/>
               </w:rPr>
-              <w:t xml:space="preserve">«Почему они дружат, а я одна? Пусть у них ничего не получится»; «Это мусор. Он мне мешал»</w:t>
+              <w:t xml:space="preserve">«У меня всё есть, а у тебя даже телефон кнопочный»; «Этот мусор мне мешал»</w:t>
             </w:r>
           </w:p>
         </w:tc>
@@ -13960,7 +13827,7 @@
                 <w:sz w:val="19"/>
                 <w:szCs w:val="19"/>
               </w:rPr>
-              <w:t xml:space="preserve">«Она умеет придумывать!»; «Просто он лежал такой грустный. Как ты…»; «Я тоже так хочу — и сделаю»</w:t>
+              <w:t xml:space="preserve">«Она умеет придумывать!»; «Просто он лежал такой грустный. Как ты…»</w:t>
             </w:r>
           </w:p>
         </w:tc>
@@ -15410,7 +15277,7 @@
           <w:sz w:val="21"/>
           <w:szCs w:val="21"/>
         </w:rPr>
-        <w:t xml:space="preserve">Формула этапа: Мостик от «Осознания» → Метафора («превращение») → Активность («Остров сокровищ», выбор дела) → Паспорт общего дела → Самодиагностика → Трюизм → Мостик к этапу «Воодушевление».</w:t>
+        <w:t>Формула этапа: Мостик от «Осознания» → Метафора («превращение») → Активность («Остров сокровищ», выбор дела) → Паспорт общего дела → Самодиагностика → Трюизм → Мостик к этапу «Социальная практика».</w:t>
       </w:r>
     </w:p>
     <w:p>
@@ -16535,7 +16402,7 @@
           <w:sz w:val="22"/>
           <w:szCs w:val="22"/>
         </w:rPr>
-        <w:t xml:space="preserve">БЛОК 6. Трюизм и мостик к этапу «Воодушевление»</w:t>
+        <w:t>БЛОК 6. Трюизм и мостик к этапу «Социальная практика»</w:t>
       </w:r>
     </w:p>
     <w:p>
@@ -17812,7 +17679,7 @@
           <w:sz w:val="28"/>
           <w:szCs w:val="28"/>
         </w:rPr>
-        <w:t xml:space="preserve">ЭТАП 7. ВООДУШЕВЛЕНИЕ — ПРАЗДНИК УСПЕХОВ (после общего дела, 30 минут)</w:t>
+        <w:t xml:space="preserve">ЭТАП 7. СОЦИАЛЬНАЯ ПРАКТИКА — ОБЩЕЕ ДЕЛО КЛАССА</w:t>
       </w:r>
     </w:p>
     <w:p>
@@ -17867,20 +17734,20 @@
           <w:sz w:val="21"/>
           <w:szCs w:val="21"/>
         </w:rPr>
-        <w:t xml:space="preserve">Создать эмоционально-ценностное завершение работы над качеством после реального дела класса: прожить радость за других и за себя, увидеть свой рост (Точка А → Точка Б), собрать образ качества в «Цветке чувств» и «Саде», показать историческую глубину качества через Аллею рекордов и открыть перспективу — «Семена радости».</w:t>
-      </w:r>
-    </w:p>
-    <w:p>
-      <w:pPr>
-        <w:spacing w:after="120" w:line="276"/>
-      </w:pPr>
-      <w:r>
-        <w:rPr>
-          <w:rFonts w:ascii="Arial" w:cs="Arial" w:eastAsia="Arial" w:hAnsi="Arial"/>
-          <w:sz w:val="21"/>
-          <w:szCs w:val="21"/>
-        </w:rPr>
-        <w:t xml:space="preserve">Формула этапа: Общее дело → Метафора («корабль возвращается», «лучик в ладошках») → Активность («Цветок чувств», «Сад», Аллея рекордов) → Самодиагностика «Точка Б» → Трюизм → Мостик в будущее («Семена радости»).</w:t>
+        <w:t xml:space="preserve">Выполнить выбранное на этапе «Воображение» общее дело класса и перевести замысел в реальный поступок, направленный на пользу другим.</w:t>
+      </w:r>
+    </w:p>
+    <w:p>
+      <w:pPr>
+        <w:spacing w:after="120" w:line="276"/>
+      </w:pPr>
+      <w:r>
+        <w:rPr>
+          <w:rFonts w:ascii="Arial" w:cs="Arial" w:eastAsia="Arial" w:hAnsi="Arial"/>
+          <w:sz w:val="21"/>
+          <w:szCs w:val="21"/>
+        </w:rPr>
+        <w:t xml:space="preserve">Формула этапа: Паспорт общего дела → Подготовка → Выполнение → Результат для получателя → Мостик к этапу «Воодушевление».</w:t>
       </w:r>
     </w:p>
     <w:p>
@@ -17909,7 +17776,7 @@
           <w:sz w:val="21"/>
           <w:szCs w:val="21"/>
         </w:rPr>
-        <w:t xml:space="preserve">Этап проводится только после того, как дело выполнено: рефлексия по плану вместо рефлексии по поступку разрушает его смысл. Между этапами «Воображение» и «Воодушевление» лежит само дело — обычно одна-две недели. Голос педагога — тёплый, радостный, торжественный; педагог радуется за детей вслух. Правило «Эха»: когда ребёнок отвечает, педагог повторяет его слово и вплетает в свой вывод.</w:t>
+        <w:t xml:space="preserve">Этап проходит между днём киноурока и «Праздником успехов» — обычно одна-две недели. Педагог — организатор, а не исполнитель; дети — авторы дела. Этап считается пройденным только после фактического действия: обсуждение плана не заменяет социальную практику.</w:t>
       </w:r>
     </w:p>
     <w:p>
@@ -17925,7 +17792,7 @@
           <w:sz w:val="24"/>
           <w:szCs w:val="24"/>
         </w:rPr>
-        <w:t xml:space="preserve">Перед этапом: общее дело класса</w:t>
+        <w:t xml:space="preserve">Пошаговая методическая карта</w:t>
       </w:r>
     </w:p>
     <w:p>
@@ -18039,6 +17906,521 @@
           <w:szCs w:val="21"/>
         </w:rPr>
         <w:t xml:space="preserve">Класс передаёт результат получателю: открытки — работникам школы, концерт — родителям, плакат — школе. Педагог помогает детям увидеть реакцию получателя: это и есть плод дела.</w:t>
+      </w:r>
+    </w:p>
+    <w:p>
+      <w:pPr>
+        <w:spacing w:after="120" w:line="276"/>
+      </w:pPr>
+      <w:r>
+        <w:rPr>
+          <w:rFonts w:ascii="Arial" w:cs="Arial" w:eastAsia="Arial" w:hAnsi="Arial"/>
+          <w:sz w:val="21"/>
+          <w:szCs w:val="21"/>
+        </w:rPr>
+        <w:t xml:space="preserve">Мостик: «Наше дело сделано. Скоро мы соберёмся на Праздник успехов и вспомним, как у нас всё получилось».</w:t>
+      </w:r>
+    </w:p>
+    <w:p>
+      <w:pPr>
+        <w:pStyle w:val="Heading2"/>
+        <w:spacing w:after="120" w:before="280"/>
+      </w:pPr>
+      <w:r>
+        <w:rPr>
+          <w:rFonts w:ascii="Arial" w:cs="Arial" w:eastAsia="Arial" w:hAnsi="Arial"/>
+          <w:b/>
+          <w:bCs/>
+          <w:sz w:val="24"/>
+          <w:szCs w:val="24"/>
+        </w:rPr>
+        <w:t xml:space="preserve">Типичные ловушки этапа «Социальная практика»</w:t>
+      </w:r>
+    </w:p>
+    <w:tbl>
+      <w:tblPr>
+        <w:tblW w:type="dxa" w:w="9638"/>
+        <w:tblBorders>
+          <w:top w:val="single" w:color="9FB0C3" w:sz="4"/>
+          <w:left w:val="single" w:color="9FB0C3" w:sz="4"/>
+          <w:bottom w:val="single" w:color="9FB0C3" w:sz="4"/>
+          <w:right w:val="single" w:color="9FB0C3" w:sz="4"/>
+          <w:insideH w:val="single" w:color="C9D3DE" w:sz="4"/>
+          <w:insideV w:val="single" w:color="C9D3DE" w:sz="4"/>
+        </w:tblBorders>
+      </w:tblPr>
+      <w:tblGrid>
+        <w:gridCol w:w="3470"/>
+        <w:gridCol w:w="6168"/>
+      </w:tblGrid>
+      <w:tr>
+        <w:trPr>
+          <w:tblHeader/>
+        </w:trPr>
+        <w:tc>
+          <w:tcPr>
+            <w:tcW w:type="dxa" w:w="3470"/>
+            <w:shd w:fill="DCE3EC" w:color="auto" w:val="clear"/>
+            <w:tcMar>
+              <w:top w:type="dxa" w:w="60"/>
+              <w:left w:type="dxa" w:w="90"/>
+              <w:bottom w:type="dxa" w:w="60"/>
+              <w:right w:type="dxa" w:w="90"/>
+            </w:tcMar>
+          </w:tcPr>
+          <w:p>
+            <w:pPr>
+              <w:spacing w:after="0" w:line="259"/>
+            </w:pPr>
+            <w:r>
+              <w:rPr>
+                <w:rFonts w:ascii="Arial" w:cs="Arial" w:eastAsia="Arial" w:hAnsi="Arial"/>
+                <w:b/>
+                <w:bCs/>
+                <w:sz w:val="19"/>
+                <w:szCs w:val="19"/>
+              </w:rPr>
+              <w:t xml:space="preserve">Ловушка</w:t>
+            </w:r>
+          </w:p>
+        </w:tc>
+        <w:tc>
+          <w:tcPr>
+            <w:tcW w:type="dxa" w:w="6168"/>
+            <w:shd w:fill="DCE3EC" w:color="auto" w:val="clear"/>
+            <w:tcMar>
+              <w:top w:type="dxa" w:w="60"/>
+              <w:left w:type="dxa" w:w="90"/>
+              <w:bottom w:type="dxa" w:w="60"/>
+              <w:right w:type="dxa" w:w="90"/>
+            </w:tcMar>
+          </w:tcPr>
+          <w:p>
+            <w:pPr>
+              <w:spacing w:after="0" w:line="259"/>
+            </w:pPr>
+            <w:r>
+              <w:rPr>
+                <w:rFonts w:ascii="Arial" w:cs="Arial" w:eastAsia="Arial" w:hAnsi="Arial"/>
+                <w:b/>
+                <w:bCs/>
+                <w:sz w:val="19"/>
+                <w:szCs w:val="19"/>
+              </w:rPr>
+              <w:t xml:space="preserve">Как избежать</w:t>
+            </w:r>
+          </w:p>
+        </w:tc>
+      </w:tr>
+      <w:tr>
+        <w:trPr>
+          <w:tblHeader w:val="false"/>
+        </w:trPr>
+        <w:tc>
+          <w:tcPr>
+            <w:tcW w:type="dxa" w:w="3470"/>
+            <w:tcMar>
+              <w:top w:type="dxa" w:w="60"/>
+              <w:left w:type="dxa" w:w="90"/>
+              <w:bottom w:type="dxa" w:w="60"/>
+              <w:right w:type="dxa" w:w="90"/>
+            </w:tcMar>
+          </w:tcPr>
+          <w:p>
+            <w:pPr>
+              <w:spacing w:after="0" w:line="259"/>
+            </w:pPr>
+            <w:r>
+              <w:rPr>
+                <w:rFonts w:ascii="Arial" w:cs="Arial" w:eastAsia="Arial" w:hAnsi="Arial"/>
+                <w:b w:val="false"/>
+                <w:bCs w:val="false"/>
+                <w:sz w:val="19"/>
+                <w:szCs w:val="19"/>
+              </w:rPr>
+              <w:t xml:space="preserve">Считать заполненный паспорт выполненной практикой</w:t>
+            </w:r>
+          </w:p>
+        </w:tc>
+        <w:tc>
+          <w:tcPr>
+            <w:tcW w:type="dxa" w:w="6168"/>
+            <w:tcMar>
+              <w:top w:type="dxa" w:w="60"/>
+              <w:left w:type="dxa" w:w="90"/>
+              <w:bottom w:type="dxa" w:w="60"/>
+              <w:right w:type="dxa" w:w="90"/>
+            </w:tcMar>
+          </w:tcPr>
+          <w:p>
+            <w:pPr>
+              <w:spacing w:after="0" w:line="259"/>
+            </w:pPr>
+            <w:r>
+              <w:rPr>
+                <w:rFonts w:ascii="Arial" w:cs="Arial" w:eastAsia="Arial" w:hAnsi="Arial"/>
+                <w:b w:val="false"/>
+                <w:bCs w:val="false"/>
+                <w:sz w:val="19"/>
+                <w:szCs w:val="19"/>
+              </w:rPr>
+              <w:t xml:space="preserve">Практика — реальное действие с реальным получателем</w:t>
+            </w:r>
+          </w:p>
+        </w:tc>
+      </w:tr>
+      <w:tr>
+        <w:trPr>
+          <w:tblHeader w:val="false"/>
+        </w:trPr>
+        <w:tc>
+          <w:tcPr>
+            <w:tcW w:type="dxa" w:w="3470"/>
+            <w:tcMar>
+              <w:top w:type="dxa" w:w="60"/>
+              <w:left w:type="dxa" w:w="90"/>
+              <w:bottom w:type="dxa" w:w="60"/>
+              <w:right w:type="dxa" w:w="90"/>
+            </w:tcMar>
+          </w:tcPr>
+          <w:p>
+            <w:pPr>
+              <w:spacing w:after="0" w:line="259"/>
+            </w:pPr>
+            <w:r>
+              <w:rPr>
+                <w:rFonts w:ascii="Arial" w:cs="Arial" w:eastAsia="Arial" w:hAnsi="Arial"/>
+                <w:b w:val="false"/>
+                <w:bCs w:val="false"/>
+                <w:sz w:val="19"/>
+                <w:szCs w:val="19"/>
+              </w:rPr>
+              <w:t xml:space="preserve">Сделать дело за детей</w:t>
+            </w:r>
+          </w:p>
+        </w:tc>
+        <w:tc>
+          <w:tcPr>
+            <w:tcW w:type="dxa" w:w="6168"/>
+            <w:tcMar>
+              <w:top w:type="dxa" w:w="60"/>
+              <w:left w:type="dxa" w:w="90"/>
+              <w:bottom w:type="dxa" w:w="60"/>
+              <w:right w:type="dxa" w:w="90"/>
+            </w:tcMar>
+          </w:tcPr>
+          <w:p>
+            <w:pPr>
+              <w:spacing w:after="0" w:line="259"/>
+            </w:pPr>
+            <w:r>
+              <w:rPr>
+                <w:rFonts w:ascii="Arial" w:cs="Arial" w:eastAsia="Arial" w:hAnsi="Arial"/>
+                <w:b w:val="false"/>
+                <w:bCs w:val="false"/>
+                <w:sz w:val="19"/>
+                <w:szCs w:val="19"/>
+              </w:rPr>
+              <w:t xml:space="preserve">Педагог — организатор, а не исполнитель; дети — авторы дела</w:t>
+            </w:r>
+          </w:p>
+        </w:tc>
+      </w:tr>
+      <w:tr>
+        <w:trPr>
+          <w:tblHeader w:val="false"/>
+        </w:trPr>
+        <w:tc>
+          <w:tcPr>
+            <w:tcW w:type="dxa" w:w="3470"/>
+            <w:tcMar>
+              <w:top w:type="dxa" w:w="60"/>
+              <w:left w:type="dxa" w:w="90"/>
+              <w:bottom w:type="dxa" w:w="60"/>
+              <w:right w:type="dxa" w:w="90"/>
+            </w:tcMar>
+          </w:tcPr>
+          <w:p>
+            <w:pPr>
+              <w:spacing w:after="0" w:line="259"/>
+            </w:pPr>
+            <w:r>
+              <w:rPr>
+                <w:rFonts w:ascii="Arial" w:cs="Arial" w:eastAsia="Arial" w:hAnsi="Arial"/>
+                <w:b w:val="false"/>
+                <w:bCs w:val="false"/>
+                <w:sz w:val="19"/>
+                <w:szCs w:val="19"/>
+              </w:rPr>
+              <w:t xml:space="preserve">Оценивать детей во время дела</w:t>
+            </w:r>
+          </w:p>
+        </w:tc>
+        <w:tc>
+          <w:tcPr>
+            <w:tcW w:type="dxa" w:w="6168"/>
+            <w:tcMar>
+              <w:top w:type="dxa" w:w="60"/>
+              <w:left w:type="dxa" w:w="90"/>
+              <w:bottom w:type="dxa" w:w="60"/>
+              <w:right w:type="dxa" w:w="90"/>
+            </w:tcMar>
+          </w:tcPr>
+          <w:p>
+            <w:pPr>
+              <w:spacing w:after="0" w:line="259"/>
+            </w:pPr>
+            <w:r>
+              <w:rPr>
+                <w:rFonts w:ascii="Arial" w:cs="Arial" w:eastAsia="Arial" w:hAnsi="Arial"/>
+                <w:b w:val="false"/>
+                <w:bCs w:val="false"/>
+                <w:sz w:val="19"/>
+                <w:szCs w:val="19"/>
+              </w:rPr>
+              <w:t xml:space="preserve">Дневник дела фиксирует ход, а не оценивает участников</w:t>
+            </w:r>
+          </w:p>
+        </w:tc>
+      </w:tr>
+      <w:tr>
+        <w:trPr>
+          <w:tblHeader w:val="false"/>
+        </w:trPr>
+        <w:tc>
+          <w:tcPr>
+            <w:tcW w:type="dxa" w:w="3470"/>
+            <w:tcMar>
+              <w:top w:type="dxa" w:w="60"/>
+              <w:left w:type="dxa" w:w="90"/>
+              <w:bottom w:type="dxa" w:w="60"/>
+              <w:right w:type="dxa" w:w="90"/>
+            </w:tcMar>
+          </w:tcPr>
+          <w:p>
+            <w:pPr>
+              <w:spacing w:after="0" w:line="259"/>
+            </w:pPr>
+            <w:r>
+              <w:rPr>
+                <w:rFonts w:ascii="Arial" w:cs="Arial" w:eastAsia="Arial" w:hAnsi="Arial"/>
+                <w:b w:val="false"/>
+                <w:bCs w:val="false"/>
+                <w:sz w:val="19"/>
+                <w:szCs w:val="19"/>
+              </w:rPr>
+              <w:t xml:space="preserve">Провести дело без получателя</w:t>
+            </w:r>
+          </w:p>
+        </w:tc>
+        <w:tc>
+          <w:tcPr>
+            <w:tcW w:type="dxa" w:w="6168"/>
+            <w:tcMar>
+              <w:top w:type="dxa" w:w="60"/>
+              <w:left w:type="dxa" w:w="90"/>
+              <w:bottom w:type="dxa" w:w="60"/>
+              <w:right w:type="dxa" w:w="90"/>
+            </w:tcMar>
+          </w:tcPr>
+          <w:p>
+            <w:pPr>
+              <w:spacing w:after="0" w:line="259"/>
+            </w:pPr>
+            <w:r>
+              <w:rPr>
+                <w:rFonts w:ascii="Arial" w:cs="Arial" w:eastAsia="Arial" w:hAnsi="Arial"/>
+                <w:b w:val="false"/>
+                <w:bCs w:val="false"/>
+                <w:sz w:val="19"/>
+                <w:szCs w:val="19"/>
+              </w:rPr>
+              <w:t xml:space="preserve">Сначала проверить по Паспорту общего дела: кому это нужно и как узнать, что нужно</w:t>
+            </w:r>
+          </w:p>
+        </w:tc>
+      </w:tr>
+    </w:tbl>
+    <w:p>
+      <w:pPr>
+        <w:spacing w:after="120" w:line="276"/>
+      </w:pPr>
+      <w:r>
+        <w:rPr>
+          <w:rFonts w:ascii="Arial" w:cs="Arial" w:eastAsia="Arial" w:hAnsi="Arial"/>
+          <w:sz w:val="21"/>
+          <w:szCs w:val="21"/>
+        </w:rPr>
+        <w:t xml:space="preserve"/>
+      </w:r>
+    </w:p>
+    <w:p>
+      <w:pPr>
+        <w:pStyle w:val="Heading2"/>
+        <w:spacing w:after="120" w:before="280"/>
+      </w:pPr>
+      <w:r>
+        <w:rPr>
+          <w:rFonts w:ascii="Arial" w:cs="Arial" w:eastAsia="Arial" w:hAnsi="Arial"/>
+          <w:b/>
+          <w:bCs/>
+          <w:sz w:val="24"/>
+          <w:szCs w:val="24"/>
+        </w:rPr>
+        <w:t xml:space="preserve">Связь с семьёй</w:t>
+      </w:r>
+    </w:p>
+    <w:p>
+      <w:pPr>
+        <w:spacing w:after="120" w:line="276"/>
+      </w:pPr>
+      <w:r>
+        <w:rPr>
+          <w:rFonts w:ascii="Arial" w:cs="Arial" w:eastAsia="Arial" w:hAnsi="Arial"/>
+          <w:sz w:val="21"/>
+          <w:szCs w:val="21"/>
+        </w:rPr>
+        <w:t xml:space="preserve">Текст в родительский чат: «Класс выполняет выбранное общее дело. Спросите ребёнка: „Какая у тебя роль в нашем деле и кому оно принесёт радость?“ Если делу нужна помощь взрослых — мы будем рады».</w:t>
+      </w:r>
+    </w:p>
+    <w:p>
+      <w:pPr>
+        <w:spacing w:after="120" w:line="276"/>
+      </w:pPr>
+      <w:r>
+        <w:rPr>
+          <w:rFonts w:ascii="Arial" w:cs="Arial" w:eastAsia="Arial" w:hAnsi="Arial"/>
+          <w:sz w:val="21"/>
+          <w:szCs w:val="21"/>
+        </w:rPr>
+        <w:t xml:space="preserve">Домашнее задание: выполнить свою роль в общем деле класса; фактическое действие важнее повторного планирования.</w:t>
+      </w:r>
+    </w:p>
+    <w:p>
+      <w:pPr>
+        <w:spacing w:after="120" w:line="276"/>
+      </w:pPr>
+      <w:r>
+        <w:rPr>
+          <w:rFonts w:ascii="Arial" w:cs="Arial" w:eastAsia="Arial" w:hAnsi="Arial"/>
+          <w:sz w:val="21"/>
+          <w:szCs w:val="21"/>
+        </w:rPr>
+        <w:t xml:space="preserve">Итог этапа: дело выполнено, результат передан получателю, каждый знает свой вклад. Осмысление — на этапе 8 «Воодушевление — Праздник успехов».</w:t>
+      </w:r>
+    </w:p>
+    <w:p>
+      <w:pPr>
+        <w:pStyle w:val="Heading1"/>
+        <w:pageBreakBefore/>
+        <w:spacing w:after="160" w:before="420"/>
+      </w:pPr>
+      <w:r>
+        <w:rPr>
+          <w:rFonts w:ascii="Arial" w:cs="Arial" w:eastAsia="Arial" w:hAnsi="Arial"/>
+          <w:b/>
+          <w:bCs/>
+          <w:sz w:val="28"/>
+          <w:szCs w:val="28"/>
+        </w:rPr>
+        <w:t>ЭТАП 8. ВООДУШЕВЛЕНИЕ — ПРАЗДНИК УСПЕХОВ (после общего дела, 30 минут)</w:t>
+      </w:r>
+    </w:p>
+    <w:p>
+      <w:pPr>
+        <w:spacing w:after="120" w:line="276"/>
+      </w:pPr>
+      <w:r>
+        <w:rPr>
+          <w:rFonts w:ascii="Arial" w:cs="Arial" w:eastAsia="Arial" w:hAnsi="Arial"/>
+          <w:sz w:val="21"/>
+          <w:szCs w:val="21"/>
+        </w:rPr>
+        <w:t xml:space="preserve">Киноурок по качеству «РАДОСТЬ ЗА ДРУГОГО» (2–4 класс, 8–10 лет)</w:t>
+      </w:r>
+    </w:p>
+    <w:p>
+      <w:pPr>
+        <w:spacing w:after="120" w:line="276"/>
+      </w:pPr>
+      <w:r>
+        <w:rPr>
+          <w:rFonts w:ascii="Arial" w:cs="Arial" w:eastAsia="Arial" w:hAnsi="Arial"/>
+          <w:sz w:val="21"/>
+          <w:szCs w:val="21"/>
+        </w:rPr>
+        <w:t xml:space="preserve">Фильм/рассказ: «Мандарин» (Е. Дубровская). Сквозная метафора: корабль «Дружба» — три паруса и ветер.</w:t>
+      </w:r>
+    </w:p>
+    <w:p>
+      <w:pPr>
+        <w:pStyle w:val="Heading2"/>
+        <w:spacing w:after="120" w:before="280"/>
+      </w:pPr>
+      <w:r>
+        <w:rPr>
+          <w:rFonts w:ascii="Arial" w:cs="Arial" w:eastAsia="Arial" w:hAnsi="Arial"/>
+          <w:b/>
+          <w:bCs/>
+          <w:sz w:val="24"/>
+          <w:szCs w:val="24"/>
+        </w:rPr>
+        <w:t xml:space="preserve">Педагогическая цель</w:t>
+      </w:r>
+    </w:p>
+    <w:p>
+      <w:pPr>
+        <w:spacing w:after="120" w:line="276"/>
+      </w:pPr>
+      <w:r>
+        <w:rPr>
+          <w:rFonts w:ascii="Arial" w:cs="Arial" w:eastAsia="Arial" w:hAnsi="Arial"/>
+          <w:sz w:val="21"/>
+          <w:szCs w:val="21"/>
+        </w:rPr>
+        <w:t xml:space="preserve">Создать эмоционально-ценностное завершение работы над качеством после реального дела класса: прожить радость за других и за себя, увидеть свой рост (Точка А → Точка Б), собрать образ качества в «Цветке чувств» и «Саде», показать историческую глубину качества через Аллею рекордов и открыть перспективу — «Семена радости».</w:t>
+      </w:r>
+    </w:p>
+    <w:p>
+      <w:pPr>
+        <w:spacing w:after="120" w:line="276"/>
+      </w:pPr>
+      <w:r>
+        <w:rPr>
+          <w:rFonts w:ascii="Arial" w:cs="Arial" w:eastAsia="Arial" w:hAnsi="Arial"/>
+          <w:sz w:val="21"/>
+          <w:szCs w:val="21"/>
+        </w:rPr>
+        <w:t xml:space="preserve">Формула этапа: Итоги общего дела → Метафора («корабль возвращается», «лучик в ладошках») → Активность («Цветок чувств», «Сад», Аллея рекордов) → Самодиагностика «Точка Б» → Трюизм → Мостик в будущее («Семена радости»).</w:t>
+      </w:r>
+    </w:p>
+    <w:p>
+      <w:pPr>
+        <w:pStyle w:val="Heading2"/>
+        <w:spacing w:after="120" w:before="280"/>
+      </w:pPr>
+      <w:r>
+        <w:rPr>
+          <w:rFonts w:ascii="Arial" w:cs="Arial" w:eastAsia="Arial" w:hAnsi="Arial"/>
+          <w:b/>
+          <w:bCs/>
+          <w:sz w:val="24"/>
+          <w:szCs w:val="24"/>
+        </w:rPr>
+        <w:t xml:space="preserve">Режиссёрская ремарка</w:t>
+      </w:r>
+    </w:p>
+    <w:p>
+      <w:pPr>
+        <w:spacing w:after="120" w:line="276"/>
+      </w:pPr>
+      <w:r>
+        <w:rPr>
+          <w:rFonts w:ascii="Arial" w:cs="Arial" w:eastAsia="Arial" w:hAnsi="Arial"/>
+          <w:sz w:val="21"/>
+          <w:szCs w:val="21"/>
+        </w:rPr>
+        <w:t xml:space="preserve">Этап проводится только после того, как дело выполнено: рефлексия по плану вместо рефлексии по поступку разрушает его смысл. Между днём киноурока и этим этапом лежит этап 7 «Социальная практика» — само дело, обычно одна-две недели. Голос педагога — тёплый, радостный, торжественный; педагог радуется за детей вслух. Правило «Эха»: когда ребёнок отвечает, педагог повторяет его слово и вплетает в свой вывод.</w:t>
       </w:r>
     </w:p>
     <w:p>
@@ -20010,63 +20392,6 @@
                 <w:szCs w:val="19"/>
               </w:rPr>
               <w:t xml:space="preserve">Рефлексия — только по выполненному делу</w:t>
-            </w:r>
-          </w:p>
-        </w:tc>
-      </w:tr>
-      <w:tr>
-        <w:trPr>
-          <w:tblHeader w:val="false"/>
-        </w:trPr>
-        <w:tc>
-          <w:tcPr>
-            <w:tcW w:type="dxa" w:w="3470"/>
-            <w:tcMar>
-              <w:top w:type="dxa" w:w="60"/>
-              <w:left w:type="dxa" w:w="90"/>
-              <w:bottom w:type="dxa" w:w="60"/>
-              <w:right w:type="dxa" w:w="90"/>
-            </w:tcMar>
-          </w:tcPr>
-          <w:p>
-            <w:pPr>
-              <w:spacing w:after="0" w:line="259"/>
-            </w:pPr>
-            <w:r>
-              <w:rPr>
-                <w:rFonts w:ascii="Arial" w:cs="Arial" w:eastAsia="Arial" w:hAnsi="Arial"/>
-                <w:b w:val="false"/>
-                <w:bCs w:val="false"/>
-                <w:sz w:val="19"/>
-                <w:szCs w:val="19"/>
-              </w:rPr>
-              <w:t xml:space="preserve">Считать заполненный паспорт выполненной практикой</w:t>
-            </w:r>
-          </w:p>
-        </w:tc>
-        <w:tc>
-          <w:tcPr>
-            <w:tcW w:type="dxa" w:w="6168"/>
-            <w:tcMar>
-              <w:top w:type="dxa" w:w="60"/>
-              <w:left w:type="dxa" w:w="90"/>
-              <w:bottom w:type="dxa" w:w="60"/>
-              <w:right w:type="dxa" w:w="90"/>
-            </w:tcMar>
-          </w:tcPr>
-          <w:p>
-            <w:pPr>
-              <w:spacing w:after="0" w:line="259"/>
-            </w:pPr>
-            <w:r>
-              <w:rPr>
-                <w:rFonts w:ascii="Arial" w:cs="Arial" w:eastAsia="Arial" w:hAnsi="Arial"/>
-                <w:b w:val="false"/>
-                <w:bCs w:val="false"/>
-                <w:sz w:val="19"/>
-                <w:szCs w:val="19"/>
-              </w:rPr>
-              <w:t xml:space="preserve">Практика — реальное действие с реальным получателем</w:t>
             </w:r>
           </w:p>
         </w:tc>
@@ -21653,7 +21978,7 @@
                 <w:sz w:val="19"/>
                 <w:szCs w:val="19"/>
               </w:rPr>
-              <w:t xml:space="preserve">Общее дело класса</w:t>
+              <w:t>7. Социальная практика — общее дело класса</w:t>
             </w:r>
           </w:p>
         </w:tc>
@@ -21736,7 +22061,7 @@
                 <w:sz w:val="19"/>
                 <w:szCs w:val="19"/>
               </w:rPr>
-              <w:t xml:space="preserve">7. Воодушевление — Праздник успехов</w:t>
+              <w:t>8. Воодушевление — Праздник успехов</w:t>
             </w:r>
           </w:p>
         </w:tc>
@@ -22146,7 +22471,7 @@
                 <w:sz w:val="19"/>
                 <w:szCs w:val="19"/>
               </w:rPr>
-              <w:t xml:space="preserve">Впечатление (этапы 1–3), Осмысление (этапы 4–5), Применение (этап 6), Праздник успехов после дела (этап 7)</w:t>
+              <w:t>Впечатление (этапы 1–3), Осмысление (этапы 4–5), Применение (этап 6), Социальная практика (этап 7), Праздник успехов (этап 8)</w:t>
             </w:r>
           </w:p>
         </w:tc>
@@ -22337,6 +22662,11 @@
     </w:p>
     <w:sectPr>
       <w:footerReference w:type="default" r:id="rId7"/>
+      <w:headerReference w:type="default" r:id="rId9"/>
+      <w:headerReference w:type="first" r:id="rId10"/>
+      <w:footerReference w:type="first" r:id="rId11"/>
+      <w:headerReference w:type="even" r:id="rId12"/>
+      <w:footerReference w:type="even" r:id="rId13"/>
       <w:pgSz w:w="11906" w:h="16838" w:orient="portrait"/>
       <w:pgMar w:top="1134" w:right="1134" w:bottom="1134" w:left="1134" w:header="708" w:footer="708" w:gutter="0"/>
       <w:pgNumType/>
@@ -22400,7 +22730,7 @@
         <w:sz w:val="16"/>
         <w:szCs w:val="16"/>
       </w:rPr>
-      <w:t xml:space="preserve">Методическое пособие «Радость за другого» · семь этапов · стр. </w:t>
+      <w:t xml:space="preserve">Методическое пособие «Радость за другого» · восемь этапов · стр. </w:t>
     </w:r>
     <w:r>
       <w:rPr>
@@ -22409,11 +22739,27 @@
         <w:sz w:val="16"/>
         <w:szCs w:val="16"/>
       </w:rPr>
-      <w:fldChar w:fldCharType="begin"/>
-      <w:instrText xml:space="preserve">PAGE</w:instrText>
-      <w:fldChar w:fldCharType="separate"/>
-      <w:fldChar w:fldCharType="end"/>
     </w:r>
+  </w:p>
+</w:ftr>
+</file>
+
+<file path=word/footer2.xml><?xml version="1.0" encoding="utf-8"?>
+<w:ftr xmlns:m="http://schemas.openxmlformats.org/officeDocument/2006/math" xmlns:mc="http://schemas.openxmlformats.org/markup-compatibility/2006" xmlns:mo="http://schemas.microsoft.com/office/mac/office/2008/main" xmlns:mv="urn:schemas-microsoft-com:mac:vml" xmlns:o="urn:schemas-microsoft-com:office:office" xmlns:r="http://schemas.openxmlformats.org/officeDocument/2006/relationships" xmlns:v="urn:schemas-microsoft-com:vml" xmlns:w10="urn:schemas-microsoft-com:office:word" xmlns:w14="http://schemas.microsoft.com/office/word/2010/wordml" xmlns:w="http://schemas.openxmlformats.org/wordprocessingml/2006/main" xmlns:wne="http://schemas.microsoft.com/office/word/2006/wordml" xmlns:wp14="http://schemas.microsoft.com/office/word/2010/wordprocessingDrawing" xmlns:wp="http://schemas.openxmlformats.org/drawingml/2006/wordprocessingDrawing" xmlns:wpc="http://schemas.microsoft.com/office/word/2010/wordprocessingCanvas" xmlns:wpg="http://schemas.microsoft.com/office/word/2010/wordprocessingGroup" xmlns:wpi="http://schemas.microsoft.com/office/word/2010/wordprocessingInk" xmlns:wps="http://schemas.microsoft.com/office/word/2010/wordprocessingShape" mc:Ignorable="w14 wp14">
+  <w:p>
+    <w:pPr>
+      <w:pStyle w:val="Footer"/>
+    </w:pPr>
+  </w:p>
+</w:ftr>
+</file>
+
+<file path=word/footer3.xml><?xml version="1.0" encoding="utf-8"?>
+<w:ftr xmlns:m="http://schemas.openxmlformats.org/officeDocument/2006/math" xmlns:mc="http://schemas.openxmlformats.org/markup-compatibility/2006" xmlns:mo="http://schemas.microsoft.com/office/mac/office/2008/main" xmlns:mv="urn:schemas-microsoft-com:mac:vml" xmlns:o="urn:schemas-microsoft-com:office:office" xmlns:r="http://schemas.openxmlformats.org/officeDocument/2006/relationships" xmlns:v="urn:schemas-microsoft-com:vml" xmlns:w10="urn:schemas-microsoft-com:office:word" xmlns:w14="http://schemas.microsoft.com/office/word/2010/wordml" xmlns:w="http://schemas.openxmlformats.org/wordprocessingml/2006/main" xmlns:wne="http://schemas.microsoft.com/office/word/2006/wordml" xmlns:wp14="http://schemas.microsoft.com/office/word/2010/wordprocessingDrawing" xmlns:wp="http://schemas.openxmlformats.org/drawingml/2006/wordprocessingDrawing" xmlns:wpc="http://schemas.microsoft.com/office/word/2010/wordprocessingCanvas" xmlns:wpg="http://schemas.microsoft.com/office/word/2010/wordprocessingGroup" xmlns:wpi="http://schemas.microsoft.com/office/word/2010/wordprocessingInk" xmlns:wps="http://schemas.microsoft.com/office/word/2010/wordprocessingShape" mc:Ignorable="w14 wp14">
+  <w:p>
+    <w:pPr>
+      <w:pStyle w:val="Footer"/>
+    </w:pPr>
   </w:p>
 </w:ftr>
 </file>
@@ -22453,6 +22799,36 @@
     </w:p>
   </w:footnote>
 </w:footnotes>
+</file>
+
+<file path=word/header1.xml><?xml version="1.0" encoding="utf-8"?>
+<w:hdr xmlns:m="http://schemas.openxmlformats.org/officeDocument/2006/math" xmlns:mc="http://schemas.openxmlformats.org/markup-compatibility/2006" xmlns:mo="http://schemas.microsoft.com/office/mac/office/2008/main" xmlns:mv="urn:schemas-microsoft-com:mac:vml" xmlns:o="urn:schemas-microsoft-com:office:office" xmlns:r="http://schemas.openxmlformats.org/officeDocument/2006/relationships" xmlns:v="urn:schemas-microsoft-com:vml" xmlns:w10="urn:schemas-microsoft-com:office:word" xmlns:w14="http://schemas.microsoft.com/office/word/2010/wordml" xmlns:w="http://schemas.openxmlformats.org/wordprocessingml/2006/main" xmlns:wne="http://schemas.microsoft.com/office/word/2006/wordml" xmlns:wp14="http://schemas.microsoft.com/office/word/2010/wordprocessingDrawing" xmlns:wp="http://schemas.openxmlformats.org/drawingml/2006/wordprocessingDrawing" xmlns:wpc="http://schemas.microsoft.com/office/word/2010/wordprocessingCanvas" xmlns:wpg="http://schemas.microsoft.com/office/word/2010/wordprocessingGroup" xmlns:wpi="http://schemas.microsoft.com/office/word/2010/wordprocessingInk" xmlns:wps="http://schemas.microsoft.com/office/word/2010/wordprocessingShape" mc:Ignorable="w14 wp14">
+  <w:p>
+    <w:pPr>
+      <w:pStyle w:val="Header"/>
+    </w:pPr>
+  </w:p>
+</w:hdr>
+</file>
+
+<file path=word/header2.xml><?xml version="1.0" encoding="utf-8"?>
+<w:hdr xmlns:m="http://schemas.openxmlformats.org/officeDocument/2006/math" xmlns:mc="http://schemas.openxmlformats.org/markup-compatibility/2006" xmlns:mo="http://schemas.microsoft.com/office/mac/office/2008/main" xmlns:mv="urn:schemas-microsoft-com:mac:vml" xmlns:o="urn:schemas-microsoft-com:office:office" xmlns:r="http://schemas.openxmlformats.org/officeDocument/2006/relationships" xmlns:v="urn:schemas-microsoft-com:vml" xmlns:w10="urn:schemas-microsoft-com:office:word" xmlns:w14="http://schemas.microsoft.com/office/word/2010/wordml" xmlns:w="http://schemas.openxmlformats.org/wordprocessingml/2006/main" xmlns:wne="http://schemas.microsoft.com/office/word/2006/wordml" xmlns:wp14="http://schemas.microsoft.com/office/word/2010/wordprocessingDrawing" xmlns:wp="http://schemas.openxmlformats.org/drawingml/2006/wordprocessingDrawing" xmlns:wpc="http://schemas.microsoft.com/office/word/2010/wordprocessingCanvas" xmlns:wpg="http://schemas.microsoft.com/office/word/2010/wordprocessingGroup" xmlns:wpi="http://schemas.microsoft.com/office/word/2010/wordprocessingInk" xmlns:wps="http://schemas.microsoft.com/office/word/2010/wordprocessingShape" mc:Ignorable="w14 wp14">
+  <w:p>
+    <w:pPr>
+      <w:pStyle w:val="Header"/>
+    </w:pPr>
+  </w:p>
+</w:hdr>
+</file>
+
+<file path=word/header3.xml><?xml version="1.0" encoding="utf-8"?>
+<w:hdr xmlns:m="http://schemas.openxmlformats.org/officeDocument/2006/math" xmlns:mc="http://schemas.openxmlformats.org/markup-compatibility/2006" xmlns:mo="http://schemas.microsoft.com/office/mac/office/2008/main" xmlns:mv="urn:schemas-microsoft-com:mac:vml" xmlns:o="urn:schemas-microsoft-com:office:office" xmlns:r="http://schemas.openxmlformats.org/officeDocument/2006/relationships" xmlns:v="urn:schemas-microsoft-com:vml" xmlns:w10="urn:schemas-microsoft-com:office:word" xmlns:w14="http://schemas.microsoft.com/office/word/2010/wordml" xmlns:w="http://schemas.openxmlformats.org/wordprocessingml/2006/main" xmlns:wne="http://schemas.microsoft.com/office/word/2006/wordml" xmlns:wp14="http://schemas.microsoft.com/office/word/2010/wordprocessingDrawing" xmlns:wp="http://schemas.openxmlformats.org/drawingml/2006/wordprocessingDrawing" xmlns:wpc="http://schemas.microsoft.com/office/word/2010/wordprocessingCanvas" xmlns:wpg="http://schemas.microsoft.com/office/word/2010/wordprocessingGroup" xmlns:wpi="http://schemas.microsoft.com/office/word/2010/wordprocessingInk" xmlns:wps="http://schemas.microsoft.com/office/word/2010/wordprocessingShape" mc:Ignorable="w14 wp14">
+  <w:p>
+    <w:pPr>
+      <w:pStyle w:val="Header"/>
+    </w:pPr>
+  </w:p>
+</w:hdr>
 </file>
 
 <file path=word/numbering.xml><?xml version="1.0" encoding="utf-8"?>
